--- a/docs/legal/review-2026-06-16/revised-lolo-care-inc/Legal/DRAFTS/Board Governance/09-indemnification-agreement-thibaud-peverelli.docx
+++ b/docs/legal/review-2026-06-16/revised-lolo-care-inc/Legal/DRAFTS/Board Governance/09-indemnification-agreement-thibaud-peverelli.docx
@@ -13,7 +13,7 @@
     </w:p>
     <w:p>
       <w:r>
-        <w:t>This Director and Officer Indemnification Agreement (this "Agreement") is entered into as of [DATE], by and between LoLo Care Inc, a Delaware corporation (the "Company"), and Thibaud Peverelli ("Indemnitee").</w:t>
+        <w:t>This Director and Officer Indemnification Agreement (this "Agreement") is entered into as of [DATE], by and between Lolo Care, Inc., a Delaware corporation (the "Company"), and Thibaud Peverelli ("Indemnitee").</w:t>
       </w:r>
     </w:p>
     <w:p>
@@ -156,7 +156,7 @@
     </w:p>
     <w:p>
       <w:r>
-        <w:t>LoLo Care Inc</w:t>
+        <w:t>Lolo Care, Inc.</w:t>
       </w:r>
     </w:p>
     <w:p>
